--- a/docs/实践报告-面向特定场景的代码评审工具研发.docx
+++ b/docs/实践报告-面向特定场景的代码评审工具研发.docx
@@ -20,7 +20,7 @@
         <w:rPr>
           <w:b/>
         </w:rPr>
-        <w:t xml:space="preserve">2026 校招 · 教育群 AI 提效小作业</w:t>
+        <w:t xml:space="preserve">AI 提效实践记录</w:t>
       </w:r>
     </w:p>
     <w:p>
@@ -3607,7 +3607,7 @@
         <w:pStyle w:val="BlockText"/>
       </w:pPr>
       <w:r>
-        <w:t xml:space="preserve">这里 2026校招-教育群AI提效-代码评审工具研发小作业.docx 中描述了需要完成的作业的内容，压缩包里对应的一个测试集，帮我实现作业的具体内容，注意功能完善</w:t>
+        <w:t xml:space="preserve">这里为作业说明文档：其中描述了需要完成的作业的内容，配套压缩包内为对应的一个测试集，帮我实现作业的具体内容，注意功能完善</w:t>
       </w:r>
     </w:p>
     <w:p>
